--- a/Lenh_git_stash.docx
+++ b/Lenh_git_stash.docx
@@ -72,6 +72,40 @@
     <w:p>
       <w:pPr>
         <w:pStyle w:val="NormalWeb"/>
+        <w:rPr>
+          <w:rStyle w:val="HTMLCode"/>
+          <w:b/>
+          <w:bCs/>
+          <w:sz w:val="22"/>
+          <w:szCs w:val="22"/>
+        </w:rPr>
+      </w:pPr>
+      <w:proofErr w:type="spellStart"/>
+      <w:r>
+        <w:rPr>
+          <w:rStyle w:val="HTMLCode"/>
+          <w:b/>
+          <w:bCs/>
+          <w:sz w:val="22"/>
+          <w:szCs w:val="22"/>
+        </w:rPr>
+        <w:t>Câu</w:t>
+      </w:r>
+      <w:proofErr w:type="spellEnd"/>
+      <w:r>
+        <w:rPr>
+          <w:rStyle w:val="HTMLCode"/>
+          <w:b/>
+          <w:bCs/>
+          <w:sz w:val="22"/>
+          <w:szCs w:val="22"/>
+        </w:rPr>
+        <w:t xml:space="preserve"> 1:</w:t>
+      </w:r>
+    </w:p>
+    <w:p>
+      <w:pPr>
+        <w:pStyle w:val="NormalWeb"/>
       </w:pPr>
       <w:r>
         <w:rPr>
@@ -1071,10 +1105,7 @@
       </w:r>
       <w:proofErr w:type="spellEnd"/>
       <w:r>
-        <w:t>)</w:t>
-      </w:r>
-      <w:r>
-        <w:t>.</w:t>
+        <w:t>).</w:t>
       </w:r>
     </w:p>
     <w:p>
@@ -1560,7 +1591,174 @@
       </w:r>
       <w:proofErr w:type="spellEnd"/>
     </w:p>
+    <w:p>
+      <w:proofErr w:type="spellStart"/>
+      <w:r>
+        <w:t>Câu</w:t>
+      </w:r>
+      <w:proofErr w:type="spellEnd"/>
+      <w:r>
+        <w:t xml:space="preserve"> 2:</w:t>
+      </w:r>
+    </w:p>
+    <w:p>
+      <w:r>
+        <w:lastRenderedPageBreak/>
+        <w:drawing>
+          <wp:inline distT="0" distB="0" distL="0" distR="0" wp14:anchorId="27338EDC" wp14:editId="7FFC6582">
+            <wp:extent cx="4258269" cy="3677163"/>
+            <wp:effectExtent l="0" t="0" r="9525" b="0"/>
+            <wp:docPr id="88132952" name="Picture 1" descr="A screenshot of a computer program&#10;&#10;Description automatically generated"/>
+            <wp:cNvGraphicFramePr>
+              <a:graphicFrameLocks xmlns:a="http://schemas.openxmlformats.org/drawingml/2006/main" noChangeAspect="1"/>
+            </wp:cNvGraphicFramePr>
+            <a:graphic xmlns:a="http://schemas.openxmlformats.org/drawingml/2006/main">
+              <a:graphicData uri="http://schemas.openxmlformats.org/drawingml/2006/picture">
+                <pic:pic xmlns:pic="http://schemas.openxmlformats.org/drawingml/2006/picture">
+                  <pic:nvPicPr>
+                    <pic:cNvPr id="88132952" name="Picture 1" descr="A screenshot of a computer program&#10;&#10;Description automatically generated"/>
+                    <pic:cNvPicPr/>
+                  </pic:nvPicPr>
+                  <pic:blipFill>
+                    <a:blip r:embed="rId5"/>
+                    <a:stretch>
+                      <a:fillRect/>
+                    </a:stretch>
+                  </pic:blipFill>
+                  <pic:spPr>
+                    <a:xfrm>
+                      <a:off x="0" y="0"/>
+                      <a:ext cx="4258269" cy="3677163"/>
+                    </a:xfrm>
+                    <a:prstGeom prst="rect">
+                      <a:avLst/>
+                    </a:prstGeom>
+                  </pic:spPr>
+                </pic:pic>
+              </a:graphicData>
+            </a:graphic>
+          </wp:inline>
+        </w:drawing>
+      </w:r>
+    </w:p>
     <w:p/>
+    <w:p>
+      <w:r>
+        <w:drawing>
+          <wp:inline distT="0" distB="0" distL="0" distR="0" wp14:anchorId="76AE2325" wp14:editId="118739CE">
+            <wp:extent cx="4829849" cy="1867161"/>
+            <wp:effectExtent l="0" t="0" r="0" b="0"/>
+            <wp:docPr id="1565890211" name="Picture 1" descr="A screen shot of a computer&#10;&#10;Description automatically generated"/>
+            <wp:cNvGraphicFramePr>
+              <a:graphicFrameLocks xmlns:a="http://schemas.openxmlformats.org/drawingml/2006/main" noChangeAspect="1"/>
+            </wp:cNvGraphicFramePr>
+            <a:graphic xmlns:a="http://schemas.openxmlformats.org/drawingml/2006/main">
+              <a:graphicData uri="http://schemas.openxmlformats.org/drawingml/2006/picture">
+                <pic:pic xmlns:pic="http://schemas.openxmlformats.org/drawingml/2006/picture">
+                  <pic:nvPicPr>
+                    <pic:cNvPr id="1565890211" name="Picture 1" descr="A screen shot of a computer&#10;&#10;Description automatically generated"/>
+                    <pic:cNvPicPr/>
+                  </pic:nvPicPr>
+                  <pic:blipFill>
+                    <a:blip r:embed="rId6"/>
+                    <a:stretch>
+                      <a:fillRect/>
+                    </a:stretch>
+                  </pic:blipFill>
+                  <pic:spPr>
+                    <a:xfrm>
+                      <a:off x="0" y="0"/>
+                      <a:ext cx="4829849" cy="1867161"/>
+                    </a:xfrm>
+                    <a:prstGeom prst="rect">
+                      <a:avLst/>
+                    </a:prstGeom>
+                  </pic:spPr>
+                </pic:pic>
+              </a:graphicData>
+            </a:graphic>
+          </wp:inline>
+        </w:drawing>
+      </w:r>
+    </w:p>
+    <w:p/>
+    <w:p>
+      <w:pPr>
+        <w:tabs>
+          <w:tab w:val="left" w:pos="8235"/>
+        </w:tabs>
+      </w:pPr>
+      <w:r>
+        <w:tab/>
+      </w:r>
+    </w:p>
+    <w:p>
+      <w:pPr>
+        <w:tabs>
+          <w:tab w:val="left" w:pos="8235"/>
+        </w:tabs>
+      </w:pPr>
+    </w:p>
+    <w:p>
+      <w:pPr>
+        <w:tabs>
+          <w:tab w:val="left" w:pos="8235"/>
+        </w:tabs>
+      </w:pPr>
+      <w:proofErr w:type="spellStart"/>
+      <w:r>
+        <w:t>Câu</w:t>
+      </w:r>
+      <w:proofErr w:type="spellEnd"/>
+      <w:r>
+        <w:t xml:space="preserve"> 3:</w:t>
+      </w:r>
+    </w:p>
+    <w:p>
+      <w:pPr>
+        <w:tabs>
+          <w:tab w:val="left" w:pos="8235"/>
+        </w:tabs>
+      </w:pPr>
+      <w:r>
+        <w:lastRenderedPageBreak/>
+        <w:drawing>
+          <wp:inline distT="0" distB="0" distL="0" distR="0" wp14:anchorId="5B0A1E00" wp14:editId="2E2DBD67">
+            <wp:extent cx="3419952" cy="2410161"/>
+            <wp:effectExtent l="0" t="0" r="9525" b="9525"/>
+            <wp:docPr id="729693135" name="Picture 1" descr="A computer screen shot of a computer code&#10;&#10;Description automatically generated"/>
+            <wp:cNvGraphicFramePr>
+              <a:graphicFrameLocks xmlns:a="http://schemas.openxmlformats.org/drawingml/2006/main" noChangeAspect="1"/>
+            </wp:cNvGraphicFramePr>
+            <a:graphic xmlns:a="http://schemas.openxmlformats.org/drawingml/2006/main">
+              <a:graphicData uri="http://schemas.openxmlformats.org/drawingml/2006/picture">
+                <pic:pic xmlns:pic="http://schemas.openxmlformats.org/drawingml/2006/picture">
+                  <pic:nvPicPr>
+                    <pic:cNvPr id="729693135" name="Picture 1" descr="A computer screen shot of a computer code&#10;&#10;Description automatically generated"/>
+                    <pic:cNvPicPr/>
+                  </pic:nvPicPr>
+                  <pic:blipFill>
+                    <a:blip r:embed="rId7"/>
+                    <a:stretch>
+                      <a:fillRect/>
+                    </a:stretch>
+                  </pic:blipFill>
+                  <pic:spPr>
+                    <a:xfrm>
+                      <a:off x="0" y="0"/>
+                      <a:ext cx="3419952" cy="2410161"/>
+                    </a:xfrm>
+                    <a:prstGeom prst="rect">
+                      <a:avLst/>
+                    </a:prstGeom>
+                  </pic:spPr>
+                </pic:pic>
+              </a:graphicData>
+            </a:graphic>
+          </wp:inline>
+        </w:drawing>
+      </w:r>
+    </w:p>
     <w:sectPr>
       <w:pgSz w:w="12240" w:h="15840"/>
       <w:pgMar w:top="1440" w:right="1440" w:bottom="1440" w:left="1440" w:header="720" w:footer="720" w:gutter="0"/>
